--- a/Files/01 - Bereshis/04 - Vayairah/5785/Vayairah 5785.docx
+++ b/Files/01 - Bereshis/04 - Vayairah/5785/Vayairah 5785.docx
@@ -239,7 +239,7 @@
         <w:rPr>
           <w:rtl/>
         </w:rPr>
-        <w:t xml:space="preserve"> אברהם</w:t>
+        <w:t xml:space="preserve"> אברהם </w:t>
       </w:r>
       <w:r>
         <w:t xml:space="preserve">passed that test. But even before that, the </w:t>

--- a/Files/01 - Bereshis/04 - Vayairah/5785/Vayairah 5785.docx
+++ b/Files/01 - Bereshis/04 - Vayairah/5785/Vayairah 5785.docx
@@ -384,7 +384,7 @@
         <w:rPr>
           <w:rtl/>
         </w:rPr>
-        <w:t>רש"י</w:t>
+        <w:t>רש״י</w:t>
       </w:r>
       <w:r>
         <w:t xml:space="preserve"> explains on the beginning of the </w:t>
@@ -919,7 +919,7 @@
         <w:rPr>
           <w:rtl/>
         </w:rPr>
-        <w:t>יק זצ"ל</w:t>
+        <w:t>יק זצ״ל</w:t>
       </w:r>
       <w:r>
         <w:t xml:space="preserve">, whom I was privileged to hear, always called his uncle </w:t>
